--- a/script-1v1.docx
+++ b/script-1v1.docx
@@ -1947,7 +1947,7 @@
           <w:b/>
           <w:color w:val="6E4A3C"/>
         </w:rPr>
-        <w:t>我 30 歲開廣告公司，營業額只有 2 萬，卻要養 4 個人。現在 3 小時可以簽單 20 萬。</w:t>
+        <w:t>我 30 歲開廣告公司，營業額只有 2 萬，卻要養 4 個人，後來我跑去大陸學銷售、學演講，現在 3 小時可以簽單 20 萬。</w:t>
       </w:r>
       <w:r>
         <w:rPr>
@@ -1971,16 +1971,39 @@
     </w:p>
     <w:p>
       <w:r>
-        <w:t>↳ 〔技巧・端牛肉〕低一句、高一句，</w:t>
+        <w:t>↳ 〔技巧・端牛肉〕三句話兩個逗號：低一句、</w:t>
       </w:r>
       <w:r>
         <w:rPr>
           <w:b/>
         </w:rPr>
-        <w:t>中間那段先不講</w:t>
-      </w:r>
-      <w:r>
-        <w:t>，30 秒內</w:t>
+        <w:t>轉一句</w:t>
+      </w:r>
+      <w:r>
+        <w:t>、高一句，30 秒內。</w:t>
+      </w:r>
+    </w:p>
+    <w:p>
+      <w:r>
+        <w:t xml:space="preserve">　轉那一句只給</w:t>
+      </w:r>
+      <w:r>
+        <w:rPr>
+          <w:b/>
+        </w:rPr>
+        <w:t>那個可轉移的動作</w:t>
+      </w:r>
+      <w:r>
+        <w:t>（跑去大陸學銷售），</w:t>
+      </w:r>
+      <w:r>
+        <w:rPr>
+          <w:b/>
+        </w:rPr>
+        <w:t>不展開學了什麼</w:t>
+      </w:r>
+      <w:r>
+        <w:t>——展開的是下一段 A-3</w:t>
       </w:r>
     </w:p>
     <w:p>
@@ -2036,6 +2059,30 @@
           <w:color w:val="6E4A3C"/>
         </w:rPr>
         <w:t>把數字砍掉、低那一段講長一點。</w:t>
+      </w:r>
+    </w:p>
+    <w:p>
+      <w:pPr>
+        <w:ind w:left="360"/>
+      </w:pPr>
+      <w:r>
+        <w:rPr>
+          <w:color w:val="6E4A3C"/>
+        </w:rPr>
+        <w:t>⚠️ 他沒問，常常是</w:t>
+      </w:r>
+      <w:r>
+        <w:rPr>
+          <w:b/>
+          <w:color w:val="6E4A3C"/>
+        </w:rPr>
+        <w:t>轉折那句被省掉了</w:t>
+      </w:r>
+      <w:r>
+        <w:rPr>
+          <w:color w:val="6E4A3C"/>
+        </w:rPr>
+        <w:t>：只有低和高，他看不到路，就沒有東西可以問。</w:t>
       </w:r>
     </w:p>
     <w:p>
@@ -6234,16 +6281,16 @@
               <w:t>你的端牛肉</w:t>
             </w:r>
             <w:r>
-              <w:t>：低一句、高一句，</w:t>
+              <w:t>：低一句、</w:t>
             </w:r>
             <w:r>
               <w:rPr>
                 <w:b/>
               </w:rPr>
-              <w:t>中間留白</w:t>
-            </w:r>
-            <w:r>
-              <w:t>。30 秒講得完</w:t>
+              <w:t>轉一句</w:t>
+            </w:r>
+            <w:r>
+              <w:t>、高一句。轉那句不展開方法。30 秒講得完</w:t>
             </w:r>
           </w:p>
         </w:tc>
@@ -7343,13 +7390,22 @@
           <w:p>
             <w:r/>
             <w:r>
-              <w:t>低一句、高一句，</w:t>
+              <w:t>低一句、</w:t>
             </w:r>
             <w:r>
               <w:rPr>
                 <w:b/>
               </w:rPr>
-              <w:t>中間那段故意留白</w:t>
+              <w:t>轉一句</w:t>
+            </w:r>
+            <w:r>
+              <w:t>、高一句，轉那句</w:t>
+            </w:r>
+            <w:r>
+              <w:rPr>
+                <w:b/>
+              </w:rPr>
+              <w:t>不展開方法</w:t>
             </w:r>
             <w:r>
               <w:t>，30 秒內</w:t>

--- a/script-1v1.docx
+++ b/script-1v1.docx
@@ -280,7 +280,7 @@
               <w:rPr>
                 <w:b w:val="0"/>
                 <w:i w:val="0"/>
-                <w:color w:val="5C7464"/>
+                <w:color w:val="2D7B5B"/>
                 <w:sz w:val="18"/>
               </w:rPr>
               <w:t>T 信任肌肉</w:t>
@@ -561,9 +561,9 @@
       <w:pPr>
         <w:spacing w:before="80" w:after="80" w:line="348" w:lineRule="auto"/>
         <w:ind w:left="113" w:right="113"/>
-        <w:shd w:val="clear" w:fill="EFF2F0"/>
+        <w:shd w:val="clear" w:fill="E8F1ED"/>
         <w:pBdr>
-          <w:left w:val="single" w:sz="30" w:space="6" w:color="6E8B77"/>
+          <w:left w:val="single" w:sz="30" w:space="6" w:color="2F7F5E"/>
         </w:pBdr>
       </w:pPr>
       <w:r>
@@ -1189,7 +1189,7 @@
         <w:tc>
           <w:tcPr>
             <w:tcW w:type="dxa" w:w="3249"/>
-            <w:shd w:val="clear" w:fill="F7F9F8"/>
+            <w:shd w:val="clear" w:fill="F4F8F6"/>
           </w:tcPr>
           <w:p>
             <w:pPr>
@@ -1199,7 +1199,7 @@
               <w:rPr>
                 <w:b/>
                 <w:i w:val="0"/>
-                <w:color w:val="5C7464"/>
+                <w:color w:val="2D7B5B"/>
                 <w:sz w:val="18"/>
               </w:rPr>
               <w:t>T 信任肌肉</w:t>
@@ -1209,7 +1209,7 @@
         <w:tc>
           <w:tcPr>
             <w:tcW w:type="dxa" w:w="3249"/>
-            <w:shd w:val="clear" w:fill="F7F9F8"/>
+            <w:shd w:val="clear" w:fill="F4F8F6"/>
           </w:tcPr>
           <w:p>
             <w:pPr>
@@ -1229,7 +1229,7 @@
         <w:tc>
           <w:tcPr>
             <w:tcW w:type="dxa" w:w="3249"/>
-            <w:shd w:val="clear" w:fill="F7F9F8"/>
+            <w:shd w:val="clear" w:fill="F4F8F6"/>
           </w:tcPr>
           <w:p>
             <w:pPr>
@@ -1747,7 +1747,7 @@
         <w:tc>
           <w:tcPr>
             <w:tcW w:type="dxa" w:w="3249"/>
-            <w:shd w:val="clear" w:fill="F7F9F8"/>
+            <w:shd w:val="clear" w:fill="F4F8F6"/>
           </w:tcPr>
           <w:p>
             <w:pPr>
@@ -1757,7 +1757,7 @@
               <w:rPr>
                 <w:b/>
                 <w:i w:val="0"/>
-                <w:color w:val="5C7464"/>
+                <w:color w:val="2D7B5B"/>
                 <w:sz w:val="18"/>
               </w:rPr>
               <w:t>T 信任肌肉</w:t>
@@ -1767,7 +1767,7 @@
         <w:tc>
           <w:tcPr>
             <w:tcW w:type="dxa" w:w="3249"/>
-            <w:shd w:val="clear" w:fill="F7F9F8"/>
+            <w:shd w:val="clear" w:fill="F4F8F6"/>
           </w:tcPr>
           <w:p>
             <w:pPr>
@@ -1787,7 +1787,7 @@
         <w:tc>
           <w:tcPr>
             <w:tcW w:type="dxa" w:w="3249"/>
-            <w:shd w:val="clear" w:fill="F7F9F8"/>
+            <w:shd w:val="clear" w:fill="F4F8F6"/>
           </w:tcPr>
           <w:p>
             <w:pPr>
@@ -2941,9 +2941,9 @@
       <w:pPr>
         <w:spacing w:before="80" w:after="80" w:line="348" w:lineRule="auto"/>
         <w:ind w:left="113" w:right="113"/>
-        <w:shd w:val="clear" w:fill="EFF2F0"/>
+        <w:shd w:val="clear" w:fill="E8F1ED"/>
         <w:pBdr>
-          <w:left w:val="single" w:sz="30" w:space="6" w:color="6E8B77"/>
+          <w:left w:val="single" w:sz="30" w:space="6" w:color="2F7F5E"/>
         </w:pBdr>
       </w:pPr>
       <w:r>
@@ -3129,9 +3129,9 @@
       <w:pPr>
         <w:spacing w:before="80" w:after="80" w:line="348" w:lineRule="auto"/>
         <w:ind w:left="113" w:right="113"/>
-        <w:shd w:val="clear" w:fill="EFF2F0"/>
+        <w:shd w:val="clear" w:fill="E8F1ED"/>
         <w:pBdr>
-          <w:left w:val="single" w:sz="30" w:space="6" w:color="6E8B77"/>
+          <w:left w:val="single" w:sz="30" w:space="6" w:color="2F7F5E"/>
         </w:pBdr>
       </w:pPr>
       <w:r>
@@ -3330,9 +3330,9 @@
       <w:pPr>
         <w:spacing w:before="80" w:after="80" w:line="348" w:lineRule="auto"/>
         <w:ind w:left="113" w:right="113"/>
-        <w:shd w:val="clear" w:fill="EFF2F0"/>
+        <w:shd w:val="clear" w:fill="E8F1ED"/>
         <w:pBdr>
-          <w:left w:val="single" w:sz="30" w:space="6" w:color="6E8B77"/>
+          <w:left w:val="single" w:sz="30" w:space="6" w:color="2F7F5E"/>
         </w:pBdr>
       </w:pPr>
       <w:r>
@@ -3662,9 +3662,9 @@
       <w:pPr>
         <w:spacing w:before="80" w:after="80" w:line="348" w:lineRule="auto"/>
         <w:ind w:left="113" w:right="113"/>
-        <w:shd w:val="clear" w:fill="EFF2F0"/>
+        <w:shd w:val="clear" w:fill="E8F1ED"/>
         <w:pBdr>
-          <w:left w:val="single" w:sz="30" w:space="6" w:color="6E8B77"/>
+          <w:left w:val="single" w:sz="30" w:space="6" w:color="2F7F5E"/>
         </w:pBdr>
       </w:pPr>
       <w:r>
@@ -3814,7 +3814,7 @@
         <w:rPr>
           <w:b w:val="0"/>
           <w:i w:val="0"/>
-          <w:color w:val="5C7464"/>
+          <w:color w:val="2D7B5B"/>
           <w:sz w:val="19"/>
         </w:rPr>
         <w:t>T-2</w:t>
@@ -3833,14 +3833,14 @@
       <w:pPr>
         <w:spacing w:before="440" w:after="120" w:line="348" w:lineRule="auto"/>
         <w:pBdr>
-          <w:bottom w:val="single" w:sz="12" w:space="6" w:color="5C7464"/>
+          <w:bottom w:val="single" w:sz="12" w:space="6" w:color="2D7B5B"/>
         </w:pBdr>
       </w:pPr>
       <w:r>
         <w:rPr>
           <w:b w:val="0"/>
           <w:i w:val="0"/>
-          <w:color w:val="5C7464"/>
+          <w:color w:val="2D7B5B"/>
           <w:sz w:val="32"/>
         </w:rPr>
         <w:t>T 信任肌肉</w:t>
@@ -3849,7 +3849,7 @@
         <w:rPr>
           <w:b w:val="0"/>
           <w:i w:val="0"/>
-          <w:color w:val="5C7464"/>
+          <w:color w:val="2D7B5B"/>
           <w:sz w:val="32"/>
         </w:rPr>
         <w:t>｜7–27 分</w:t>
@@ -3905,9 +3905,9 @@
       <w:pPr>
         <w:spacing w:before="80" w:after="80" w:line="348" w:lineRule="auto"/>
         <w:ind w:left="113" w:right="113"/>
-        <w:shd w:val="clear" w:fill="F5F7F6"/>
+        <w:shd w:val="clear" w:fill="F2F7F5"/>
         <w:pBdr>
-          <w:left w:val="single" w:sz="30" w:space="6" w:color="5C7464"/>
+          <w:left w:val="single" w:sz="30" w:space="6" w:color="2D7B5B"/>
         </w:pBdr>
       </w:pPr>
       <w:r>
@@ -3932,7 +3932,7 @@
         <w:rPr>
           <w:b w:val="0"/>
           <w:i w:val="0"/>
-          <w:color w:val="5C7464"/>
+          <w:color w:val="2D7B5B"/>
           <w:sz w:val="21"/>
         </w:rPr>
         <w:t>T-2</w:t>
@@ -4151,7 +4151,7 @@
         <w:rPr>
           <w:b w:val="0"/>
           <w:i w:val="0"/>
-          <w:color w:val="5C7464"/>
+          <w:color w:val="2D7B5B"/>
           <w:sz w:val="26"/>
         </w:rPr>
         <w:t>T-1 讓他敢說・我先給（7–9 分，25–27 分再給一次）</w:t>
@@ -4199,7 +4199,7 @@
       <w:r>
         <w:rPr>
           <w:b/>
-          <w:color w:val="5C7464"/>
+          <w:color w:val="2D7B5B"/>
           <w:sz w:val="22"/>
         </w:rPr>
         <w:t>①　開場先給</w:t>
@@ -4218,9 +4218,9 @@
       <w:pPr>
         <w:spacing w:before="80" w:after="80" w:line="348" w:lineRule="auto"/>
         <w:ind w:left="113" w:right="113"/>
-        <w:shd w:val="clear" w:fill="F5F7F6"/>
+        <w:shd w:val="clear" w:fill="F2F7F5"/>
         <w:pBdr>
-          <w:left w:val="single" w:sz="30" w:space="6" w:color="5C7464"/>
+          <w:left w:val="single" w:sz="30" w:space="6" w:color="2D7B5B"/>
         </w:pBdr>
       </w:pPr>
       <w:r>
@@ -4288,9 +4288,9 @@
       <w:pPr>
         <w:spacing w:before="80" w:after="80" w:line="348" w:lineRule="auto"/>
         <w:ind w:left="113" w:right="113"/>
-        <w:shd w:val="clear" w:fill="EFF2F0"/>
+        <w:shd w:val="clear" w:fill="E8F1ED"/>
         <w:pBdr>
-          <w:left w:val="single" w:sz="30" w:space="6" w:color="6E8B77"/>
+          <w:left w:val="single" w:sz="30" w:space="6" w:color="2F7F5E"/>
         </w:pBdr>
       </w:pPr>
       <w:r>
@@ -4432,7 +4432,7 @@
       <w:r>
         <w:rPr>
           <w:b/>
-          <w:color w:val="5C7464"/>
+          <w:color w:val="2D7B5B"/>
           <w:sz w:val="22"/>
         </w:rPr>
         <w:t>②　挖到痛之後再給一次</w:t>
@@ -4451,9 +4451,9 @@
       <w:pPr>
         <w:spacing w:before="80" w:after="80" w:line="348" w:lineRule="auto"/>
         <w:ind w:left="113" w:right="113"/>
-        <w:shd w:val="clear" w:fill="F5F7F6"/>
+        <w:shd w:val="clear" w:fill="F2F7F5"/>
         <w:pBdr>
-          <w:left w:val="single" w:sz="30" w:space="6" w:color="5C7464"/>
+          <w:left w:val="single" w:sz="30" w:space="6" w:color="2D7B5B"/>
         </w:pBdr>
       </w:pPr>
       <w:r>
@@ -4512,9 +4512,9 @@
       <w:pPr>
         <w:spacing w:before="80" w:after="80" w:line="348" w:lineRule="auto"/>
         <w:ind w:left="113" w:right="113"/>
-        <w:shd w:val="clear" w:fill="EFF2F0"/>
+        <w:shd w:val="clear" w:fill="E8F1ED"/>
         <w:pBdr>
-          <w:left w:val="single" w:sz="30" w:space="6" w:color="6E8B77"/>
+          <w:left w:val="single" w:sz="30" w:space="6" w:color="2F7F5E"/>
         </w:pBdr>
       </w:pPr>
       <w:r>
@@ -4556,7 +4556,7 @@
         <w:rPr>
           <w:b w:val="0"/>
           <w:i w:val="0"/>
-          <w:color w:val="5C7464"/>
+          <w:color w:val="2D7B5B"/>
           <w:sz w:val="26"/>
         </w:rPr>
         <w:t>T-2 讓他交心・問他做了什麼、問他當時什麼感受（9–25 分）</w:t>
@@ -4569,7 +4569,7 @@
       <w:r>
         <w:rPr>
           <w:b/>
-          <w:color w:val="5C7464"/>
+          <w:color w:val="2D7B5B"/>
           <w:sz w:val="22"/>
         </w:rPr>
         <w:t>①　行為層：問他做了什麼</w:t>
@@ -4588,9 +4588,9 @@
       <w:pPr>
         <w:spacing w:before="80" w:after="80" w:line="348" w:lineRule="auto"/>
         <w:ind w:left="113" w:right="113"/>
-        <w:shd w:val="clear" w:fill="F5F7F6"/>
+        <w:shd w:val="clear" w:fill="F2F7F5"/>
         <w:pBdr>
-          <w:left w:val="single" w:sz="30" w:space="6" w:color="5C7464"/>
+          <w:left w:val="single" w:sz="30" w:space="6" w:color="2D7B5B"/>
         </w:pBdr>
       </w:pPr>
       <w:r>
@@ -4691,9 +4691,9 @@
       <w:pPr>
         <w:spacing w:before="80" w:after="80" w:line="348" w:lineRule="auto"/>
         <w:ind w:left="113" w:right="113"/>
-        <w:shd w:val="clear" w:fill="EFF2F0"/>
+        <w:shd w:val="clear" w:fill="E8F1ED"/>
         <w:pBdr>
-          <w:left w:val="single" w:sz="30" w:space="6" w:color="6E8B77"/>
+          <w:left w:val="single" w:sz="30" w:space="6" w:color="2F7F5E"/>
         </w:pBdr>
       </w:pPr>
       <w:r>
@@ -4768,7 +4768,7 @@
       <w:r>
         <w:rPr>
           <w:b/>
-          <w:color w:val="5C7464"/>
+          <w:color w:val="2D7B5B"/>
           <w:sz w:val="22"/>
         </w:rPr>
         <w:t>②　感受層：問他當時什麼感受</w:t>
@@ -4787,9 +4787,9 @@
       <w:pPr>
         <w:spacing w:before="80" w:after="80" w:line="348" w:lineRule="auto"/>
         <w:ind w:left="113" w:right="113"/>
-        <w:shd w:val="clear" w:fill="F5F7F6"/>
+        <w:shd w:val="clear" w:fill="F2F7F5"/>
         <w:pBdr>
-          <w:left w:val="single" w:sz="30" w:space="6" w:color="5C7464"/>
+          <w:left w:val="single" w:sz="30" w:space="6" w:color="2D7B5B"/>
         </w:pBdr>
       </w:pPr>
       <w:r>
@@ -4911,7 +4911,7 @@
       <w:r>
         <w:rPr>
           <w:b/>
-          <w:color w:val="5C7464"/>
+          <w:color w:val="2D7B5B"/>
           <w:sz w:val="22"/>
         </w:rPr>
         <w:t>採故事：低 → 轉 → 高</w:t>
@@ -4939,9 +4939,9 @@
       <w:pPr>
         <w:spacing w:before="80" w:after="80" w:line="348" w:lineRule="auto"/>
         <w:ind w:left="113" w:right="113"/>
-        <w:shd w:val="clear" w:fill="F5F7F6"/>
+        <w:shd w:val="clear" w:fill="F2F7F5"/>
         <w:pBdr>
-          <w:left w:val="single" w:sz="30" w:space="6" w:color="5C7464"/>
+          <w:left w:val="single" w:sz="30" w:space="6" w:color="2D7B5B"/>
         </w:pBdr>
       </w:pPr>
       <w:r>
@@ -5036,9 +5036,9 @@
       <w:pPr>
         <w:spacing w:before="80" w:after="80" w:line="348" w:lineRule="auto"/>
         <w:ind w:left="113" w:right="113"/>
-        <w:shd w:val="clear" w:fill="EFF2F0"/>
+        <w:shd w:val="clear" w:fill="E8F1ED"/>
         <w:pBdr>
-          <w:left w:val="single" w:sz="30" w:space="6" w:color="6E8B77"/>
+          <w:left w:val="single" w:sz="30" w:space="6" w:color="2F7F5E"/>
         </w:pBdr>
       </w:pPr>
       <w:r>
@@ -5180,9 +5180,9 @@
       <w:pPr>
         <w:spacing w:before="80" w:after="80" w:line="348" w:lineRule="auto"/>
         <w:ind w:left="113" w:right="113"/>
-        <w:shd w:val="clear" w:fill="F5F7F6"/>
+        <w:shd w:val="clear" w:fill="F2F7F5"/>
         <w:pBdr>
-          <w:left w:val="single" w:sz="30" w:space="6" w:color="5C7464"/>
+          <w:left w:val="single" w:sz="30" w:space="6" w:color="2D7B5B"/>
         </w:pBdr>
       </w:pPr>
       <w:r>
@@ -5259,9 +5259,9 @@
       <w:pPr>
         <w:spacing w:before="80" w:after="80" w:line="348" w:lineRule="auto"/>
         <w:ind w:left="113" w:right="113"/>
-        <w:shd w:val="clear" w:fill="EFF2F0"/>
+        <w:shd w:val="clear" w:fill="E8F1ED"/>
         <w:pBdr>
-          <w:left w:val="single" w:sz="30" w:space="6" w:color="6E8B77"/>
+          <w:left w:val="single" w:sz="30" w:space="6" w:color="2F7F5E"/>
         </w:pBdr>
       </w:pPr>
       <w:r>
@@ -5350,7 +5350,7 @@
         <w:rPr>
           <w:b w:val="0"/>
           <w:i w:val="0"/>
-          <w:color w:val="5C7464"/>
+          <w:color w:val="2D7B5B"/>
           <w:sz w:val="19"/>
         </w:rPr>
         <w:t>T-1</w:t>
@@ -5436,9 +5436,9 @@
       <w:pPr>
         <w:spacing w:before="80" w:after="80" w:line="348" w:lineRule="auto"/>
         <w:ind w:left="113" w:right="113"/>
-        <w:shd w:val="clear" w:fill="F5F7F6"/>
+        <w:shd w:val="clear" w:fill="F2F7F5"/>
         <w:pBdr>
-          <w:left w:val="single" w:sz="30" w:space="6" w:color="5C7464"/>
+          <w:left w:val="single" w:sz="30" w:space="6" w:color="2D7B5B"/>
         </w:pBdr>
       </w:pPr>
       <w:r>
@@ -5463,7 +5463,7 @@
         <w:rPr>
           <w:b/>
           <w:i w:val="0"/>
-          <w:color w:val="5C7464"/>
+          <w:color w:val="2D7B5B"/>
           <w:sz w:val="21"/>
         </w:rPr>
         <w:t>T-1</w:t>
@@ -5495,7 +5495,7 @@
         <w:rPr>
           <w:b w:val="0"/>
           <w:i w:val="0"/>
-          <w:color w:val="5C7464"/>
+          <w:color w:val="2D7B5B"/>
           <w:sz w:val="26"/>
         </w:rPr>
         <w:t>T-3 讓他當真・說到做到（貫串全場）</w:t>
@@ -5552,9 +5552,9 @@
       <w:pPr>
         <w:spacing w:before="80" w:after="80" w:line="348" w:lineRule="auto"/>
         <w:ind w:left="113" w:right="113"/>
-        <w:shd w:val="clear" w:fill="EFF2F0"/>
+        <w:shd w:val="clear" w:fill="E8F1ED"/>
         <w:pBdr>
-          <w:left w:val="single" w:sz="30" w:space="6" w:color="6E8B77"/>
+          <w:left w:val="single" w:sz="30" w:space="6" w:color="2F7F5E"/>
         </w:pBdr>
       </w:pPr>
       <w:r>
@@ -5974,9 +5974,9 @@
       <w:pPr>
         <w:spacing w:before="80" w:after="80" w:line="348" w:lineRule="auto"/>
         <w:ind w:left="113" w:right="113"/>
-        <w:shd w:val="clear" w:fill="EFF2F0"/>
+        <w:shd w:val="clear" w:fill="E8F1ED"/>
         <w:pBdr>
-          <w:left w:val="single" w:sz="30" w:space="6" w:color="6E8B77"/>
+          <w:left w:val="single" w:sz="30" w:space="6" w:color="2F7F5E"/>
         </w:pBdr>
       </w:pPr>
       <w:r>
@@ -6197,9 +6197,9 @@
       <w:pPr>
         <w:spacing w:before="80" w:after="80" w:line="348" w:lineRule="auto"/>
         <w:ind w:left="113" w:right="113"/>
-        <w:shd w:val="clear" w:fill="EFF2F0"/>
+        <w:shd w:val="clear" w:fill="E8F1ED"/>
         <w:pBdr>
-          <w:left w:val="single" w:sz="30" w:space="6" w:color="6E8B77"/>
+          <w:left w:val="single" w:sz="30" w:space="6" w:color="2F7F5E"/>
         </w:pBdr>
       </w:pPr>
       <w:r>
@@ -6309,7 +6309,7 @@
         <w:rPr>
           <w:b/>
           <w:i w:val="0"/>
-          <w:color w:val="5C7464"/>
+          <w:color w:val="2D7B5B"/>
           <w:sz w:val="19"/>
         </w:rPr>
         <w:t>T-1</w:t>
@@ -6482,7 +6482,7 @@
           <w:color w:val="4A1B0C"/>
           <w:sz w:val="21"/>
         </w:rPr>
-        <w:t xml:space="preserve">① </w:t>
+        <w:t xml:space="preserve">⓿ </w:t>
       </w:r>
       <w:r>
         <w:rPr>
@@ -6491,7 +6491,7 @@
           <w:color w:val="4A1B0C"/>
           <w:sz w:val="21"/>
         </w:rPr>
-        <w:t>創造對比</w:t>
+        <w:t>他做</w:t>
       </w:r>
       <w:r>
         <w:rPr>
@@ -6500,19 +6500,25 @@
           <w:color w:val="4A1B0C"/>
           <w:sz w:val="21"/>
         </w:rPr>
-        <w:t>——用他的材料，當場口頭把他的故事講成一段演講稿</w:t>
-      </w:r>
-      <w:r>
-        <w:br/>
-      </w:r>
-      <w:r>
-        <w:rPr>
-          <w:b w:val="0"/>
+        <w:t>——</w:t>
+      </w:r>
+      <w:r>
+        <w:rPr>
+          <w:b/>
           <w:i w:val="0"/>
           <w:color w:val="4A1B0C"/>
           <w:sz w:val="21"/>
         </w:rPr>
-        <w:t xml:space="preserve">② </w:t>
+        <w:t xml:space="preserve">他的版本在 </w:t>
+      </w:r>
+      <w:r>
+        <w:rPr>
+          <w:b/>
+          <w:i w:val="0"/>
+          <w:color w:val="2D7B5B"/>
+          <w:sz w:val="21"/>
+        </w:rPr>
+        <w:t>T-2</w:t>
       </w:r>
       <w:r>
         <w:rPr>
@@ -6521,7 +6527,7 @@
           <w:color w:val="4A1B0C"/>
           <w:sz w:val="21"/>
         </w:rPr>
-        <w:t>帶入情境</w:t>
+        <w:t xml:space="preserve"> 那 20 分鐘已經講過了</w:t>
       </w:r>
       <w:r>
         <w:rPr>
@@ -6530,16 +6536,85 @@
           <w:color w:val="4A1B0C"/>
           <w:sz w:val="21"/>
         </w:rPr>
-        <w:t>——拆解你剛剛怎麼排的，</w:t>
-      </w:r>
-      <w:r>
-        <w:rPr>
-          <w:b/>
+        <w:t>，所以這裡不用再叫他做一次</w:t>
+      </w:r>
+      <w:r>
+        <w:br/>
+      </w:r>
+      <w:r>
+        <w:rPr>
+          <w:b w:val="0"/>
           <w:i w:val="0"/>
           <w:color w:val="4A1B0C"/>
           <w:sz w:val="21"/>
         </w:rPr>
+        <w:t xml:space="preserve">① </w:t>
+      </w:r>
+      <w:r>
+        <w:rPr>
+          <w:b/>
+          <w:i w:val="0"/>
+          <w:color w:val="4A1B0C"/>
+          <w:sz w:val="21"/>
+        </w:rPr>
+        <w:t>我做</w:t>
+      </w:r>
+      <w:r>
+        <w:rPr>
+          <w:b w:val="0"/>
+          <w:i w:val="0"/>
+          <w:color w:val="4A1B0C"/>
+          <w:sz w:val="21"/>
+        </w:rPr>
+        <w:t>——用他的材料，當場口頭把他的故事講成一段演講稿〔創造對比〕</w:t>
+      </w:r>
+      <w:r>
+        <w:br/>
+      </w:r>
+      <w:r>
+        <w:rPr>
+          <w:b w:val="0"/>
+          <w:i w:val="0"/>
+          <w:color w:val="4A1B0C"/>
+          <w:sz w:val="21"/>
+        </w:rPr>
+        <w:t xml:space="preserve">② </w:t>
+      </w:r>
+      <w:r>
+        <w:rPr>
+          <w:b/>
+          <w:i w:val="0"/>
+          <w:color w:val="4A1B0C"/>
+          <w:sz w:val="21"/>
+        </w:rPr>
+        <w:t>解釋差異</w:t>
+      </w:r>
+      <w:r>
+        <w:rPr>
+          <w:b w:val="0"/>
+          <w:i w:val="0"/>
+          <w:color w:val="4A1B0C"/>
+          <w:sz w:val="21"/>
+        </w:rPr>
+        <w:t>——拆解你剛剛怎麼排的，</w:t>
+      </w:r>
+      <w:r>
+        <w:rPr>
+          <w:b/>
+          <w:i w:val="0"/>
+          <w:color w:val="4A1B0C"/>
+          <w:sz w:val="21"/>
+        </w:rPr>
         <w:t>這裡才畫圖</w:t>
+      </w:r>
+      <w:r>
+        <w:rPr>
+          <w:b w:val="0"/>
+          <w:i w:val="0"/>
+          <w:color w:val="4A1B0C"/>
+          <w:sz w:val="21"/>
+        </w:rPr>
+        <w:t>〔帶入情境〕</w:t>
       </w:r>
       <w:r>
         <w:br/>
@@ -6584,7 +6659,7 @@
           <w:color w:val="6E4A3C"/>
           <w:sz w:val="18"/>
         </w:rPr>
-        <w:t>↳ 〔技巧・大絕招 3 步〕</w:t>
+        <w:t>↳ 〔技巧・大絕招 3 步〕他做 → 我做 → 解釋差異</w:t>
       </w:r>
     </w:p>
     <w:p>
@@ -6618,7 +6693,7 @@
         <w:rPr>
           <w:b/>
           <w:i w:val="0"/>
-          <w:color w:val="5C7464"/>
+          <w:color w:val="2D7B5B"/>
           <w:sz w:val="19"/>
         </w:rPr>
         <w:t>T-2</w:t>
@@ -6636,7 +6711,7 @@
         <w:rPr>
           <w:b/>
           <w:i w:val="0"/>
-          <w:color w:val="5C7464"/>
+          <w:color w:val="2D7B5B"/>
           <w:sz w:val="19"/>
         </w:rPr>
         <w:t>T-2</w:t>
@@ -6762,9 +6837,9 @@
       <w:pPr>
         <w:spacing w:before="80" w:after="80" w:line="348" w:lineRule="auto"/>
         <w:ind w:left="113" w:right="113"/>
-        <w:shd w:val="clear" w:fill="EFF2F0"/>
+        <w:shd w:val="clear" w:fill="E8F1ED"/>
         <w:pBdr>
-          <w:left w:val="single" w:sz="30" w:space="6" w:color="6E8B77"/>
+          <w:left w:val="single" w:sz="30" w:space="6" w:color="2F7F5E"/>
         </w:pBdr>
       </w:pPr>
       <w:r>
@@ -7336,9 +7411,9 @@
       <w:pPr>
         <w:spacing w:before="80" w:after="80" w:line="348" w:lineRule="auto"/>
         <w:ind w:left="113" w:right="113"/>
-        <w:shd w:val="clear" w:fill="EFF2F0"/>
+        <w:shd w:val="clear" w:fill="E8F1ED"/>
         <w:pBdr>
-          <w:left w:val="single" w:sz="30" w:space="6" w:color="6E8B77"/>
+          <w:left w:val="single" w:sz="30" w:space="6" w:color="2F7F5E"/>
         </w:pBdr>
       </w:pPr>
       <w:r>
@@ -7900,9 +7975,9 @@
       <w:pPr>
         <w:spacing w:before="80" w:after="80" w:line="348" w:lineRule="auto"/>
         <w:ind w:left="113" w:right="113"/>
-        <w:shd w:val="clear" w:fill="EFF2F0"/>
+        <w:shd w:val="clear" w:fill="E8F1ED"/>
         <w:pBdr>
-          <w:left w:val="single" w:sz="30" w:space="6" w:color="6E8B77"/>
+          <w:left w:val="single" w:sz="30" w:space="6" w:color="2F7F5E"/>
         </w:pBdr>
       </w:pPr>
       <w:r>
@@ -8222,9 +8297,9 @@
       <w:pPr>
         <w:spacing w:before="80" w:after="80" w:line="348" w:lineRule="auto"/>
         <w:ind w:left="113" w:right="113"/>
-        <w:shd w:val="clear" w:fill="EFF2F0"/>
+        <w:shd w:val="clear" w:fill="E8F1ED"/>
         <w:pBdr>
-          <w:left w:val="single" w:sz="30" w:space="6" w:color="6E8B77"/>
+          <w:left w:val="single" w:sz="30" w:space="6" w:color="2F7F5E"/>
         </w:pBdr>
       </w:pPr>
       <w:r>
@@ -8578,9 +8653,9 @@
       <w:pPr>
         <w:spacing w:before="80" w:after="80" w:line="348" w:lineRule="auto"/>
         <w:ind w:left="113" w:right="113"/>
-        <w:shd w:val="clear" w:fill="EFF2F0"/>
+        <w:shd w:val="clear" w:fill="E8F1ED"/>
         <w:pBdr>
-          <w:left w:val="single" w:sz="30" w:space="6" w:color="6E8B77"/>
+          <w:left w:val="single" w:sz="30" w:space="6" w:color="2F7F5E"/>
         </w:pBdr>
       </w:pPr>
       <w:r>
@@ -8918,9 +8993,9 @@
       <w:pPr>
         <w:spacing w:before="80" w:after="80" w:line="348" w:lineRule="auto"/>
         <w:ind w:left="113" w:right="113"/>
-        <w:shd w:val="clear" w:fill="EFF2F0"/>
+        <w:shd w:val="clear" w:fill="E8F1ED"/>
         <w:pBdr>
-          <w:left w:val="single" w:sz="30" w:space="6" w:color="6E8B77"/>
+          <w:left w:val="single" w:sz="30" w:space="6" w:color="2F7F5E"/>
         </w:pBdr>
       </w:pPr>
       <w:r>
@@ -9336,9 +9411,9 @@
       <w:pPr>
         <w:spacing w:before="80" w:after="80" w:line="348" w:lineRule="auto"/>
         <w:ind w:left="113" w:right="113"/>
-        <w:shd w:val="clear" w:fill="EFF2F0"/>
+        <w:shd w:val="clear" w:fill="E8F1ED"/>
         <w:pBdr>
-          <w:left w:val="single" w:sz="30" w:space="6" w:color="6E8B77"/>
+          <w:left w:val="single" w:sz="30" w:space="6" w:color="2F7F5E"/>
         </w:pBdr>
       </w:pPr>
       <w:r>
@@ -9893,7 +9968,7 @@
         <w:tc>
           <w:tcPr>
             <w:tcW w:type="dxa" w:w="2436"/>
-            <w:shd w:val="clear" w:fill="F7F9F8"/>
+            <w:shd w:val="clear" w:fill="F4F8F6"/>
           </w:tcPr>
           <w:p>
             <w:pPr>
@@ -9913,7 +9988,7 @@
         <w:tc>
           <w:tcPr>
             <w:tcW w:type="dxa" w:w="2436"/>
-            <w:shd w:val="clear" w:fill="F7F9F8"/>
+            <w:shd w:val="clear" w:fill="F4F8F6"/>
           </w:tcPr>
           <w:p>
             <w:pPr>
@@ -9933,7 +10008,7 @@
         <w:tc>
           <w:tcPr>
             <w:tcW w:type="dxa" w:w="2436"/>
-            <w:shd w:val="clear" w:fill="F7F9F8"/>
+            <w:shd w:val="clear" w:fill="F4F8F6"/>
           </w:tcPr>
           <w:p>
             <w:pPr>
@@ -9971,7 +10046,7 @@
         <w:tc>
           <w:tcPr>
             <w:tcW w:type="dxa" w:w="2436"/>
-            <w:shd w:val="clear" w:fill="F7F9F8"/>
+            <w:shd w:val="clear" w:fill="F4F8F6"/>
           </w:tcPr>
           <w:p>
             <w:pPr>
@@ -10787,7 +10862,7 @@
         <w:tc>
           <w:tcPr>
             <w:tcW w:type="dxa" w:w="3249"/>
-            <w:shd w:val="clear" w:fill="F7F9F8"/>
+            <w:shd w:val="clear" w:fill="F4F8F6"/>
           </w:tcPr>
           <w:p>
             <w:pPr>
@@ -10807,7 +10882,7 @@
         <w:tc>
           <w:tcPr>
             <w:tcW w:type="dxa" w:w="3249"/>
-            <w:shd w:val="clear" w:fill="F7F9F8"/>
+            <w:shd w:val="clear" w:fill="F4F8F6"/>
           </w:tcPr>
           <w:p>
             <w:pPr>
@@ -10817,7 +10892,7 @@
               <w:rPr>
                 <w:b/>
                 <w:i w:val="0"/>
-                <w:color w:val="5C7464"/>
+                <w:color w:val="2D7B5B"/>
                 <w:sz w:val="18"/>
               </w:rPr>
               <w:t>T 信任肌肉</w:t>
@@ -10836,7 +10911,7 @@
         <w:tc>
           <w:tcPr>
             <w:tcW w:type="dxa" w:w="3249"/>
-            <w:shd w:val="clear" w:fill="F7F9F8"/>
+            <w:shd w:val="clear" w:fill="F4F8F6"/>
           </w:tcPr>
           <w:p>
             <w:pPr>
@@ -11225,7 +11300,7 @@
         <w:rPr>
           <w:b w:val="0"/>
           <w:i w:val="0"/>
-          <w:color w:val="5C7464"/>
+          <w:color w:val="2D7B5B"/>
           <w:sz w:val="21"/>
         </w:rPr>
         <w:t>T-2</w:t>
@@ -11811,7 +11886,7 @@
         <w:tc>
           <w:tcPr>
             <w:tcW w:type="dxa" w:w="1949"/>
-            <w:shd w:val="clear" w:fill="F7F9F8"/>
+            <w:shd w:val="clear" w:fill="F4F8F6"/>
           </w:tcPr>
           <w:p>
             <w:pPr>
@@ -11831,7 +11906,7 @@
         <w:tc>
           <w:tcPr>
             <w:tcW w:type="dxa" w:w="1949"/>
-            <w:shd w:val="clear" w:fill="F7F9F8"/>
+            <w:shd w:val="clear" w:fill="F4F8F6"/>
           </w:tcPr>
           <w:p>
             <w:pPr>
@@ -11851,7 +11926,7 @@
         <w:tc>
           <w:tcPr>
             <w:tcW w:type="dxa" w:w="1949"/>
-            <w:shd w:val="clear" w:fill="F7F9F8"/>
+            <w:shd w:val="clear" w:fill="F4F8F6"/>
           </w:tcPr>
           <w:p>
             <w:pPr>
@@ -11883,7 +11958,7 @@
         <w:tc>
           <w:tcPr>
             <w:tcW w:type="dxa" w:w="1949"/>
-            <w:shd w:val="clear" w:fill="F7F9F8"/>
+            <w:shd w:val="clear" w:fill="F4F8F6"/>
           </w:tcPr>
           <w:p>
             <w:pPr>
@@ -11921,7 +11996,7 @@
         <w:tc>
           <w:tcPr>
             <w:tcW w:type="dxa" w:w="1949"/>
-            <w:shd w:val="clear" w:fill="F7F9F8"/>
+            <w:shd w:val="clear" w:fill="F4F8F6"/>
           </w:tcPr>
           <w:p>
             <w:pPr>
@@ -12103,7 +12178,7 @@
         <w:tc>
           <w:tcPr>
             <w:tcW w:type="dxa" w:w="1949"/>
-            <w:shd w:val="clear" w:fill="F7F9F8"/>
+            <w:shd w:val="clear" w:fill="F4F8F6"/>
           </w:tcPr>
           <w:p>
             <w:pPr>
@@ -12123,7 +12198,7 @@
         <w:tc>
           <w:tcPr>
             <w:tcW w:type="dxa" w:w="1949"/>
-            <w:shd w:val="clear" w:fill="F7F9F8"/>
+            <w:shd w:val="clear" w:fill="F4F8F6"/>
           </w:tcPr>
           <w:p>
             <w:pPr>
@@ -12143,7 +12218,7 @@
         <w:tc>
           <w:tcPr>
             <w:tcW w:type="dxa" w:w="1949"/>
-            <w:shd w:val="clear" w:fill="F7F9F8"/>
+            <w:shd w:val="clear" w:fill="F4F8F6"/>
           </w:tcPr>
           <w:p>
             <w:pPr>
@@ -12163,7 +12238,7 @@
         <w:tc>
           <w:tcPr>
             <w:tcW w:type="dxa" w:w="1949"/>
-            <w:shd w:val="clear" w:fill="F7F9F8"/>
+            <w:shd w:val="clear" w:fill="F4F8F6"/>
           </w:tcPr>
           <w:p>
             <w:pPr>
@@ -12192,7 +12267,7 @@
         <w:tc>
           <w:tcPr>
             <w:tcW w:type="dxa" w:w="1949"/>
-            <w:shd w:val="clear" w:fill="F7F9F8"/>
+            <w:shd w:val="clear" w:fill="F4F8F6"/>
           </w:tcPr>
           <w:p>
             <w:pPr>
@@ -13373,7 +13448,7 @@
         <w:rPr>
           <w:b/>
           <w:i w:val="0"/>
-          <w:color w:val="5C7464"/>
+          <w:color w:val="2D7B5B"/>
           <w:sz w:val="21"/>
         </w:rPr>
         <w:t>T-2</w:t>
@@ -14429,7 +14504,7 @@
         <w:rPr>
           <w:b w:val="0"/>
           <w:i w:val="0"/>
-          <w:color w:val="5C7464"/>
+          <w:color w:val="2D7B5B"/>
           <w:sz w:val="21"/>
         </w:rPr>
         <w:t>T-1</w:t>
@@ -14496,7 +14571,7 @@
         <w:rPr>
           <w:b/>
           <w:i w:val="0"/>
-          <w:color w:val="5C7464"/>
+          <w:color w:val="2D7B5B"/>
           <w:sz w:val="21"/>
         </w:rPr>
         <w:t>T-3</w:t>
@@ -14581,7 +14656,7 @@
         <w:rPr>
           <w:b/>
           <w:i w:val="0"/>
-          <w:color w:val="5C7464"/>
+          <w:color w:val="2D7B5B"/>
           <w:sz w:val="21"/>
         </w:rPr>
         <w:t>T-2</w:t>
@@ -14701,7 +14776,7 @@
         <w:tc>
           <w:tcPr>
             <w:tcW w:type="dxa" w:w="3249"/>
-            <w:shd w:val="clear" w:fill="F7F9F8"/>
+            <w:shd w:val="clear" w:fill="F4F8F6"/>
           </w:tcPr>
           <w:p>
             <w:pPr>
@@ -14721,7 +14796,7 @@
         <w:tc>
           <w:tcPr>
             <w:tcW w:type="dxa" w:w="3249"/>
-            <w:shd w:val="clear" w:fill="F7F9F8"/>
+            <w:shd w:val="clear" w:fill="F4F8F6"/>
           </w:tcPr>
           <w:p>
             <w:pPr>
@@ -14741,7 +14816,7 @@
         <w:tc>
           <w:tcPr>
             <w:tcW w:type="dxa" w:w="3249"/>
-            <w:shd w:val="clear" w:fill="F7F9F8"/>
+            <w:shd w:val="clear" w:fill="F4F8F6"/>
           </w:tcPr>
           <w:p>
             <w:pPr>
